--- a/pr-preview/pr-310/linear-algebra-complex-tracked-changes.docx
+++ b/pr-preview/pr-310/linear-algebra-complex-tracked-changes.docx
@@ -16,7 +16,7 @@
       </w:pPr>
       <w:del w:id="1" w:author="PR Preview" w:date="2026-01-01T00:00:00Z">
         <w:r>
-          <w:delText xml:space="preserve">Last modified: 2026-10-15 08:28:32 (PDT)</w:delText>
+          <w:delText xml:space="preserve">Last modified: 2026-10-15 12:42:30 (PDT)</w:delText>
         </w:r>
       </w:del>
     </w:p>
@@ -26,11 +26,11 @@
       </w:pPr>
       <w:ins w:id="2" w:author="PR Preview" w:date="2026-01-01T00:00:00Z">
         <w:r>
-          <w:t xml:space="preserve">Last modified: 2026-10-15 08:32:48 (PDT)</w:t>
+          <w:t xml:space="preserve">Last modified: 2026-10-15 13:37:28 (PDT)</w:t>
         </w:r>
       </w:ins>
     </w:p>
-    <w:bookmarkStart w:id="37" w:name="sec-complex-vectors-matrices"/>
+    <w:bookmarkStart w:id="38" w:name="sec-complex-vectors-matrices"/>
     <w:p>
       <w:pPr>
         <w:pStyle w:val="Heading2"/>
@@ -49,7 +49,7 @@
           <w:b/>
           <w:bCs/>
         </w:rPr>
-        <w:t xml:space="preserve">Definition 1 (Complex vectors and matrices)</w:t>
+        <w:t xml:space="preserve">Definition 1 (Complex vector)</w:t>
       </w:r>
       <w:r>
         <w:t xml:space="preserve"> </w:t>
@@ -137,6 +137,20 @@
       <w:r>
         <w:t xml:space="preserve">.</w:t>
       </w:r>
+    </w:p>
+    <w:bookmarkEnd w:id="10"/>
+    <w:bookmarkStart w:id="11" w:name="def-complex-matrix"/>
+    <w:p>
+      <w:pPr>
+        <w:pStyle w:val="BodyText"/>
+      </w:pPr>
+      <w:r>
+        <w:rPr>
+          <w:b/>
+          <w:bCs/>
+        </w:rPr>
+        <w:t xml:space="preserve">Definition 2 (Complex matrix)</w:t>
+      </w:r>
       <w:r>
         <w:t xml:space="preserve"> </w:t>
       </w:r>
@@ -222,8 +236,8 @@
         <w:t xml:space="preserve">.</w:t>
       </w:r>
     </w:p>
-    <w:bookmarkEnd w:id="10"/>
-    <w:bookmarkStart w:id="11" w:name="exm-complex-vector"/>
+    <w:bookmarkEnd w:id="11"/>
+    <w:bookmarkStart w:id="12" w:name="exm-complex-vector"/>
     <w:p>
       <w:pPr>
         <w:pStyle w:val="BodyText"/>
@@ -641,8 +655,8 @@
         <w:t xml:space="preserve">.</w:t>
       </w:r>
     </w:p>
-    <w:bookmarkEnd w:id="11"/>
-    <w:bookmarkStart w:id="13" w:name="def-complex-conjugate-matrix"/>
+    <w:bookmarkEnd w:id="12"/>
+    <w:bookmarkStart w:id="14" w:name="def-complex-conjugate-matrix"/>
     <w:p>
       <w:pPr>
         <w:pStyle w:val="BodyText"/>
@@ -652,7 +666,7 @@
           <w:b/>
           <w:bCs/>
         </w:rPr>
-        <w:t xml:space="preserve">Definition 2 (Complex conjugate of a complex vector or matrix)</w:t>
+        <w:t xml:space="preserve">Definition 3 (Complex conjugate of a complex vector or matrix)</w:t>
       </w:r>
       <w:r>
         <w:t xml:space="preserve"> </w:t>
@@ -685,7 +699,7 @@
       <w:r>
         <w:t xml:space="preserve"> </w:t>
       </w:r>
-      <w:hyperlink r:id="rId12">
+      <w:hyperlink r:id="rId13">
         <w:r>
           <w:rPr>
             <w:rStyle w:val="Hyperlink"/>
@@ -786,8 +800,8 @@
         <w:t xml:space="preserve">.</w:t>
       </w:r>
     </w:p>
-    <w:bookmarkEnd w:id="13"/>
-    <w:bookmarkStart w:id="14" w:name="def-conjugate-transpose"/>
+    <w:bookmarkEnd w:id="14"/>
+    <w:bookmarkStart w:id="15" w:name="def-conjugate-transpose"/>
     <w:p>
       <w:pPr>
         <w:pStyle w:val="BodyText"/>
@@ -797,7 +811,7 @@
           <w:b/>
           <w:bCs/>
         </w:rPr>
-        <w:t xml:space="preserve">Definition 3 (Conjugate transpose (Hermitian adjoint, Hermitian conjugate, transjugate))</w:t>
+        <w:t xml:space="preserve">Definition 4 (Conjugate transpose (Hermitian adjoint, Hermitian conjugate, transjugate))</w:t>
       </w:r>
       <w:r>
         <w:t xml:space="preserve"> </w:t>
@@ -1188,8 +1202,8 @@
         </m:oMath>
       </m:oMathPara>
     </w:p>
-    <w:bookmarkEnd w:id="14"/>
-    <w:bookmarkStart w:id="15" w:name="rem-conjugate-transpose-notation"/>
+    <w:bookmarkEnd w:id="15"/>
+    <w:bookmarkStart w:id="16" w:name="rem-conjugate-transpose-notation"/>
     <w:p>
       <w:pPr>
         <w:pStyle w:val="FirstParagraph"/>
@@ -1482,8 +1496,8 @@
         <w:t xml:space="preserve">“adjoint.”</w:t>
       </w:r>
     </w:p>
-    <w:bookmarkEnd w:id="15"/>
-    <w:bookmarkStart w:id="16" w:name="exm-conjugate-transpose"/>
+    <w:bookmarkEnd w:id="16"/>
+    <w:bookmarkStart w:id="17" w:name="exm-conjugate-transpose"/>
     <w:p>
       <w:pPr>
         <w:pStyle w:val="BodyText"/>
@@ -2186,8 +2200,8 @@
         <w:t xml:space="preserve">.</w:t>
       </w:r>
     </w:p>
-    <w:bookmarkEnd w:id="16"/>
-    <w:bookmarkStart w:id="17" w:name="rem-conjugate-transpose-vector"/>
+    <w:bookmarkEnd w:id="17"/>
+    <w:bookmarkStart w:id="18" w:name="rem-conjugate-transpose-vector"/>
     <w:p>
       <w:pPr>
         <w:pStyle w:val="BodyText"/>
@@ -2383,8 +2397,8 @@
         <w:t xml:space="preserve">.</w:t>
       </w:r>
     </w:p>
-    <w:bookmarkEnd w:id="17"/>
-    <w:bookmarkStart w:id="18" w:name="thm-hermitian-adjoint-properties"/>
+    <w:bookmarkEnd w:id="18"/>
+    <w:bookmarkStart w:id="19" w:name="thm-hermitian-adjoint-properties"/>
     <w:p>
       <w:pPr>
         <w:pStyle w:val="BodyText"/>
@@ -2480,7 +2494,7 @@
           <w:rPr>
             <w:rStyle w:val="Hyperlink"/>
           </w:rPr>
-          <w:t xml:space="preserve">Definition 3</w:t>
+          <w:t xml:space="preserve">Definition 4</w:t>
         </w:r>
       </w:hyperlink>
       <w:r>
@@ -3087,7 +3101,7 @@
         </m:oMath>
       </m:oMathPara>
     </w:p>
-    <w:bookmarkEnd w:id="18"/>
+    <w:bookmarkEnd w:id="19"/>
     <w:p>
       <w:pPr>
         <w:pStyle w:val="FirstParagraph"/>
@@ -4471,7 +4485,7 @@
                   <m:nor/>
                   <m:sty m:val="p"/>
                 </m:rPr>
-                <m:t>Definition 3</m:t>
+                <m:t>Definition 4</m:t>
               </m:r>
               <m:r>
                 <m:rPr>
@@ -4920,7 +4934,7 @@
                   <m:nor/>
                   <m:sty m:val="p"/>
                 </m:rPr>
-                <m:t>Definition 3</m:t>
+                <m:t>Definition 4</m:t>
               </m:r>
               <m:r>
                 <m:rPr>
@@ -5393,7 +5407,7 @@
         <w:t xml:space="preserve">.</w:t>
       </w:r>
     </w:p>
-    <w:bookmarkStart w:id="19" w:name="thm-adjoint-inner-product"/>
+    <w:bookmarkStart w:id="20" w:name="thm-adjoint-inner-product"/>
     <w:p>
       <w:pPr>
         <w:pStyle w:val="BodyText"/>
@@ -5756,7 +5770,7 @@
         </m:oMath>
       </m:oMathPara>
     </w:p>
-    <w:bookmarkEnd w:id="19"/>
+    <w:bookmarkEnd w:id="20"/>
     <w:p>
       <w:pPr>
         <w:pStyle w:val="FirstParagraph"/>
@@ -6192,7 +6206,7 @@
         </m:oMath>
       </m:oMathPara>
     </w:p>
-    <w:bookmarkStart w:id="20" w:name="rem-adjoint-name"/>
+    <w:bookmarkStart w:id="21" w:name="rem-adjoint-name"/>
     <w:p>
       <w:pPr>
         <w:pStyle w:val="FirstParagraph"/>
@@ -6555,8 +6569,8 @@
         <w:t xml:space="preserve">).</w:t>
       </w:r>
     </w:p>
-    <w:bookmarkEnd w:id="20"/>
-    <w:bookmarkStart w:id="21" w:name="thm-zhz-sum-squares"/>
+    <w:bookmarkEnd w:id="21"/>
+    <w:bookmarkStart w:id="22" w:name="thm-zhz-sum-squares"/>
     <w:p>
       <w:pPr>
         <w:pStyle w:val="BodyText"/>
@@ -6930,7 +6944,7 @@
         <w:t xml:space="preserve">.</w:t>
       </w:r>
     </w:p>
-    <w:bookmarkEnd w:id="21"/>
+    <w:bookmarkEnd w:id="22"/>
     <w:p>
       <w:pPr>
         <w:pStyle w:val="BodyText"/>
@@ -6951,7 +6965,7 @@
       <w:r>
         <w:t xml:space="preserve"> </w:t>
       </w:r>
-      <w:hyperlink r:id="rId22">
+      <w:hyperlink r:id="rId23">
         <w:r>
           <w:rPr>
             <w:rStyle w:val="Hyperlink"/>
@@ -7097,7 +7111,7 @@
                   <m:nor/>
                   <m:sty m:val="p"/>
                 </m:rPr>
-                <m:t>Definition 3</m:t>
+                <m:t>Definition 4</m:t>
               </m:r>
               <m:r>
                 <m:rPr>
@@ -7298,7 +7312,7 @@
       <w:r>
         <w:t xml:space="preserve"> </w:t>
       </w:r>
-      <w:hyperlink r:id="rId23">
+      <w:hyperlink r:id="rId24">
         <w:r>
           <w:rPr>
             <w:rStyle w:val="Hyperlink"/>
@@ -7672,7 +7686,7 @@
         <w:t xml:space="preserve">.</w:t>
       </w:r>
     </w:p>
-    <w:bookmarkStart w:id="24" w:name="exm-zhz-sum-squares"/>
+    <w:bookmarkStart w:id="25" w:name="exm-zhz-sum-squares"/>
     <w:p>
       <w:pPr>
         <w:pStyle w:val="BodyText"/>
@@ -8592,8 +8606,8 @@
         </m:oMath>
       </m:oMathPara>
     </w:p>
-    <w:bookmarkEnd w:id="24"/>
-    <w:bookmarkStart w:id="25" w:name="exm-transpose-not-enough"/>
+    <w:bookmarkEnd w:id="25"/>
+    <w:bookmarkStart w:id="26" w:name="exm-transpose-not-enough"/>
     <w:p>
       <w:pPr>
         <w:pStyle w:val="FirstParagraph"/>
@@ -9345,7 +9359,7 @@
                   <m:nor/>
                   <m:sty m:val="p"/>
                 </m:rPr>
-                <m:t>Definition 3</m:t>
+                <m:t>Definition 4</m:t>
               </m:r>
               <m:r>
                 <m:rPr>
@@ -9553,8 +9567,8 @@
         <w:t xml:space="preserve">guarantees.</w:t>
       </w:r>
     </w:p>
-    <w:bookmarkEnd w:id="25"/>
-    <w:bookmarkStart w:id="26" w:name="def-hermitian-matrix"/>
+    <w:bookmarkEnd w:id="26"/>
+    <w:bookmarkStart w:id="27" w:name="def-hermitian-matrix"/>
     <w:p>
       <w:pPr>
         <w:pStyle w:val="BodyText"/>
@@ -9564,7 +9578,7 @@
           <w:b/>
           <w:bCs/>
         </w:rPr>
-        <w:t xml:space="preserve">Definition 4 (Hermitian matrix (self-adjoint matrix))</w:t>
+        <w:t xml:space="preserve">Definition 5 (Hermitian matrix (self-adjoint matrix))</w:t>
       </w:r>
       <w:r>
         <w:t xml:space="preserve"> </w:t>
@@ -9660,7 +9674,7 @@
           <w:rPr>
             <w:rStyle w:val="Hyperlink"/>
           </w:rPr>
-          <w:t xml:space="preserve">Definition 3</w:t>
+          <w:t xml:space="preserve">Definition 4</w:t>
         </w:r>
       </w:hyperlink>
       <w:r>
@@ -9716,8 +9730,8 @@
         </m:oMath>
       </m:oMathPara>
     </w:p>
-    <w:bookmarkEnd w:id="26"/>
-    <w:bookmarkStart w:id="27" w:name="rem-hermitian-self-adjoint"/>
+    <w:bookmarkEnd w:id="27"/>
+    <w:bookmarkStart w:id="28" w:name="rem-hermitian-self-adjoint"/>
     <w:p>
       <w:pPr>
         <w:pStyle w:val="FirstParagraph"/>
@@ -9961,8 +9975,8 @@
         <w:t xml:space="preserve">The linear operator moves across the inner product without change.</w:t>
       </w:r>
     </w:p>
-    <w:bookmarkEnd w:id="27"/>
-    <w:bookmarkStart w:id="28" w:name="exm-hermitian-matrix"/>
+    <w:bookmarkEnd w:id="28"/>
+    <w:bookmarkStart w:id="29" w:name="exm-hermitian-matrix"/>
     <w:p>
       <w:pPr>
         <w:pStyle w:val="BodyText"/>
@@ -10491,8 +10505,8 @@
         <w:t xml:space="preserve">.</w:t>
       </w:r>
     </w:p>
-    <w:bookmarkEnd w:id="28"/>
-    <w:bookmarkStart w:id="29" w:name="exm-not-hermitian"/>
+    <w:bookmarkEnd w:id="29"/>
+    <w:bookmarkStart w:id="30" w:name="exm-not-hermitian"/>
     <w:p>
       <w:pPr>
         <w:pStyle w:val="BodyText"/>
@@ -10816,8 +10830,8 @@
         </m:oMath>
       </m:oMathPara>
     </w:p>
-    <w:bookmarkEnd w:id="29"/>
-    <w:bookmarkStart w:id="30" w:name="def-skew-hermitian-matrix"/>
+    <w:bookmarkEnd w:id="30"/>
+    <w:bookmarkStart w:id="31" w:name="def-skew-hermitian-matrix"/>
     <w:p>
       <w:pPr>
         <w:pStyle w:val="FirstParagraph"/>
@@ -10827,7 +10841,7 @@
           <w:b/>
           <w:bCs/>
         </w:rPr>
-        <w:t xml:space="preserve">Definition 5 (Skew-Hermitian matrix (anti-Hermitian matrix))</w:t>
+        <w:t xml:space="preserve">Definition 6 (Skew-Hermitian matrix (anti-Hermitian matrix))</w:t>
       </w:r>
       <w:r>
         <w:t xml:space="preserve"> </w:t>
@@ -10923,7 +10937,7 @@
           <w:rPr>
             <w:rStyle w:val="Hyperlink"/>
           </w:rPr>
-          <w:t xml:space="preserve">Definition 3</w:t>
+          <w:t xml:space="preserve">Definition 4</w:t>
         </w:r>
       </w:hyperlink>
       <w:r>
@@ -10985,8 +10999,8 @@
         </m:oMath>
       </m:oMathPara>
     </w:p>
-    <w:bookmarkEnd w:id="30"/>
-    <w:bookmarkStart w:id="31" w:name="rem-skew-hermitian-diagonal"/>
+    <w:bookmarkEnd w:id="31"/>
+    <w:bookmarkStart w:id="32" w:name="rem-skew-hermitian-diagonal"/>
     <w:p>
       <w:pPr>
         <w:pStyle w:val="FirstParagraph"/>
@@ -11498,8 +11512,8 @@
         <w:t xml:space="preserve">.</w:t>
       </w:r>
     </w:p>
-    <w:bookmarkEnd w:id="31"/>
-    <w:bookmarkStart w:id="32" w:name="exm-skew-hermitian-matrix"/>
+    <w:bookmarkEnd w:id="32"/>
+    <w:bookmarkStart w:id="33" w:name="exm-skew-hermitian-matrix"/>
     <w:p>
       <w:pPr>
         <w:pStyle w:val="BodyText"/>
@@ -11968,8 +11982,8 @@
         <w:t xml:space="preserve">are purely imaginary.</w:t>
       </w:r>
     </w:p>
-    <w:bookmarkEnd w:id="32"/>
-    <w:bookmarkStart w:id="33" w:name="X4e376dfe4195dd67571b7cde9ab8c2999dabc4a"/>
+    <w:bookmarkEnd w:id="33"/>
+    <w:bookmarkStart w:id="34" w:name="X4e376dfe4195dd67571b7cde9ab8c2999dabc4a"/>
     <w:p>
       <w:pPr>
         <w:pStyle w:val="BodyText"/>
@@ -12057,7 +12071,7 @@
           <w:rPr>
             <w:rStyle w:val="Hyperlink"/>
           </w:rPr>
-          <w:t xml:space="preserve">Definition 4</w:t>
+          <w:t xml:space="preserve">Definition 5</w:t>
         </w:r>
       </w:hyperlink>
       <w:r>
@@ -12091,7 +12105,7 @@
           <w:rPr>
             <w:rStyle w:val="Hyperlink"/>
           </w:rPr>
-          <w:t xml:space="preserve">Definition 5</w:t>
+          <w:t xml:space="preserve">Definition 6</w:t>
         </w:r>
       </w:hyperlink>
       <w:r>
@@ -12295,7 +12309,7 @@
         </m:oMath>
       </m:oMathPara>
     </w:p>
-    <w:bookmarkEnd w:id="33"/>
+    <w:bookmarkEnd w:id="34"/>
     <w:p>
       <w:pPr>
         <w:pStyle w:val="FirstParagraph"/>
@@ -14368,8 +14382,8 @@
         </m:oMath>
       </m:oMathPara>
     </w:p>
-    <w:bookmarkStart w:id="36" w:name="refs"/>
-    <w:bookmarkStart w:id="35" w:name="ref-axler2024linear"/>
+    <w:bookmarkStart w:id="37" w:name="refs"/>
+    <w:bookmarkStart w:id="36" w:name="ref-axler2024linear"/>
     <w:p>
       <w:pPr>
         <w:pStyle w:val="Bibliography"/>
@@ -14393,7 +14407,7 @@
       <w:r>
         <w:t xml:space="preserve"> </w:t>
       </w:r>
-      <w:hyperlink r:id="rId34">
+      <w:hyperlink r:id="rId35">
         <w:r>
           <w:rPr>
             <w:rStyle w:val="Hyperlink"/>
@@ -14405,9 +14419,9 @@
         <w:t xml:space="preserve">.</w:t>
       </w:r>
     </w:p>
-    <w:bookmarkEnd w:id="35"/>
     <w:bookmarkEnd w:id="36"/>
     <w:bookmarkEnd w:id="37"/>
+    <w:bookmarkEnd w:id="38"/>
     <w:sectPr>
       <w:footnotePr>
         <w:numRestart w:val="eachSect"/>
